--- a/docs/Тезисы Русский инженер Синявский СД.docx
+++ b/docs/Тезисы Русский инженер Синявский СД.docx
@@ -5,57 +5,48 @@
     <w:p>
       <w:pPr>
         <w:spacing w:after="240" w:line="360" w:lineRule="auto"/>
-        <w:rPr>
-          <w:rFonts w:ascii="Times New Roman" w:hAnsi="Times New Roman" w:cs="Times New Roman"/>
-        </w:rPr>
-      </w:pPr>
-      <w:r>
-        <w:rPr>
-          <w:rFonts w:ascii="Times New Roman" w:hAnsi="Times New Roman" w:cs="Times New Roman"/>
-          <w:sz w:val="24"/>
-          <w:szCs w:val="24"/>
-        </w:rPr>
-        <w:t xml:space="preserve">УДК 004.75:004.032.26</w:t>
+      </w:pPr>
+      <w:r>
+        <w:rPr>
+          <w:sz w:val="24"/>
+          <w:szCs w:val="24"/>
+        </w:rPr>
+        <w:t>УДК 004.75:004.032.26</w:t>
       </w:r>
     </w:p>
     <w:p>
       <w:pPr>
         <w:spacing w:before="240" w:after="360" w:line="360" w:lineRule="auto"/>
-        <w:rPr>
-          <w:rFonts w:ascii="Times New Roman" w:hAnsi="Times New Roman" w:cs="Times New Roman"/>
-        </w:rPr>
-      </w:pPr>
-      <w:r>
-        <w:rPr>
-          <w:rFonts w:ascii="Times New Roman" w:hAnsi="Times New Roman" w:cs="Times New Roman"/>
+      </w:pPr>
+      <w:r>
+        <w:rPr>
           <w:b/>
           <w:bCs/>
           <w:sz w:val="24"/>
           <w:szCs w:val="24"/>
         </w:rPr>
-        <w:t xml:space="preserve">Адаптивная маршрутизация HTTP-запросов между синхронным и асинхронным веб-движками на основе классификатора нагрузки</w:t>
-      </w:r>
-    </w:p>
-    <w:p>
-      <w:pPr>
-        <w:spacing w:after="0" w:line="360" w:lineRule="auto"/>
-        <w:rPr>
-          <w:rFonts w:ascii="Times New Roman" w:hAnsi="Times New Roman" w:cs="Times New Roman"/>
-        </w:rPr>
-      </w:pPr>
-      <w:r>
-        <w:rPr>
-          <w:rFonts w:ascii="Times New Roman" w:hAnsi="Times New Roman" w:cs="Times New Roman"/>
+        <w:t>Адаптивная маршрутизация HTTP-запросов между синхронным и асинхронным веб-движками на основе классификатора нагрузки</w:t>
+      </w:r>
+    </w:p>
+    <w:p>
+      <w:pPr>
+        <w:spacing w:line="360" w:lineRule="auto"/>
+        <w:rPr>
+          <w:sz w:val="32"/>
+          <w:szCs w:val="32"/>
+        </w:rPr>
+      </w:pPr>
+      <w:r>
+        <w:rPr>
           <w:b/>
           <w:bCs/>
           <w:sz w:val="24"/>
           <w:szCs w:val="24"/>
         </w:rPr>
-        <w:t xml:space="preserve">Синявский Станислав Дмитриевич</w:t>
-      </w:r>
-      <w:r>
-        <w:rPr>
-          <w:rFonts w:ascii="Times New Roman" w:hAnsi="Times New Roman" w:cs="Times New Roman"/>
+        <w:t>Синявский Станислав Дмитриевич</w:t>
+      </w:r>
+      <w:r>
+        <w:rPr>
           <w:sz w:val="24"/>
           <w:szCs w:val="24"/>
         </w:rPr>
@@ -63,7 +54,6 @@
       </w:r>
       <w:r>
         <w:rPr>
-          <w:rFonts w:ascii="Times New Roman" w:hAnsi="Times New Roman" w:cs="Times New Roman"/>
           <w:sz w:val="24"/>
           <w:szCs w:val="24"/>
         </w:rPr>
@@ -71,40 +61,149 @@
       </w:r>
       <w:r>
         <w:rPr>
-          <w:rFonts w:ascii="Times New Roman" w:hAnsi="Times New Roman" w:cs="Times New Roman"/>
-          <w:sz w:val="24"/>
-          <w:szCs w:val="24"/>
-        </w:rPr>
-        <w:t xml:space="preserve">ssd-tula@mail.ru</w:t>
+          <w:color w:val="0086BF"/>
+          <w:sz w:val="24"/>
+          <w:szCs w:val="24"/>
+          <w:shd w:val="clear" w:color="auto" w:fill="FFFFFF"/>
+          <w:lang w:val="en-US"/>
+        </w:rPr>
+        <w:t>ssd</w:t>
+      </w:r>
+      <w:r>
+        <w:rPr>
+          <w:color w:val="0086BF"/>
+          <w:sz w:val="24"/>
+          <w:szCs w:val="24"/>
+          <w:shd w:val="clear" w:color="auto" w:fill="FFFFFF"/>
+        </w:rPr>
+        <w:t>-</w:t>
+      </w:r>
+      <w:r>
+        <w:rPr>
+          <w:color w:val="0086BF"/>
+          <w:sz w:val="24"/>
+          <w:szCs w:val="24"/>
+          <w:shd w:val="clear" w:color="auto" w:fill="FFFFFF"/>
+          <w:lang w:val="en-US"/>
+        </w:rPr>
+        <w:t>tula</w:t>
+      </w:r>
+      <w:r>
+        <w:rPr>
+          <w:color w:val="0086BF"/>
+          <w:sz w:val="24"/>
+          <w:szCs w:val="24"/>
+          <w:shd w:val="clear" w:color="auto" w:fill="FFFFFF"/>
+        </w:rPr>
+        <w:t>@</w:t>
+      </w:r>
+      <w:r>
+        <w:rPr>
+          <w:color w:val="0086BF"/>
+          <w:sz w:val="24"/>
+          <w:szCs w:val="24"/>
+          <w:shd w:val="clear" w:color="auto" w:fill="FFFFFF"/>
+          <w:lang w:val="en-US"/>
+        </w:rPr>
+        <w:t>mail</w:t>
+      </w:r>
+      <w:r>
+        <w:rPr>
+          <w:color w:val="0086BF"/>
+          <w:sz w:val="24"/>
+          <w:szCs w:val="24"/>
+          <w:shd w:val="clear" w:color="auto" w:fill="FFFFFF"/>
+        </w:rPr>
+        <w:t>.</w:t>
+      </w:r>
+      <w:r>
+        <w:rPr>
+          <w:color w:val="0086BF"/>
+          <w:sz w:val="24"/>
+          <w:szCs w:val="24"/>
+          <w:shd w:val="clear" w:color="auto" w:fill="FFFFFF"/>
+          <w:lang w:val="en-US"/>
+        </w:rPr>
+        <w:t>ru</w:t>
       </w:r>
     </w:p>
     <w:p>
       <w:pPr>
         <w:spacing w:line="360" w:lineRule="auto"/>
         <w:rPr>
-          <w:rFonts w:ascii="Times New Roman" w:hAnsi="Times New Roman" w:cs="Times New Roman"/>
-        </w:rPr>
-      </w:pPr>
-      <w:r>
-        <w:rPr>
-          <w:rFonts w:ascii="Times New Roman" w:hAnsi="Times New Roman" w:cs="Times New Roman"/>
-          <w:sz w:val="24"/>
-          <w:szCs w:val="24"/>
-        </w:rPr>
-        <w:t xml:space="preserve">МГТУ им. Н.Э. Баумана, Москва, Россия</w:t>
+          <w:sz w:val="24"/>
+          <w:szCs w:val="24"/>
+        </w:rPr>
+      </w:pPr>
+      <w:r>
+        <w:rPr>
+          <w:sz w:val="24"/>
+          <w:szCs w:val="24"/>
+        </w:rPr>
+        <w:tab/>
+      </w:r>
+      <w:r>
+        <w:rPr>
+          <w:sz w:val="24"/>
+          <w:szCs w:val="24"/>
+        </w:rPr>
+        <w:tab/>
+      </w:r>
+      <w:r>
+        <w:rPr>
+          <w:sz w:val="24"/>
+          <w:szCs w:val="24"/>
+        </w:rPr>
+        <w:tab/>
+      </w:r>
+      <w:r>
+        <w:rPr>
+          <w:sz w:val="24"/>
+          <w:szCs w:val="24"/>
+        </w:rPr>
+        <w:tab/>
+      </w:r>
+      <w:r>
+        <w:rPr>
+          <w:sz w:val="24"/>
+          <w:szCs w:val="24"/>
+        </w:rPr>
+        <w:tab/>
+      </w:r>
+      <w:r>
+        <w:rPr>
+          <w:sz w:val="24"/>
+          <w:szCs w:val="24"/>
+        </w:rPr>
+        <w:tab/>
+      </w:r>
+      <w:r>
+        <w:rPr>
+          <w:sz w:val="24"/>
+          <w:szCs w:val="24"/>
+        </w:rPr>
+        <w:tab/>
+      </w:r>
+    </w:p>
+    <w:p>
+      <w:pPr>
+        <w:spacing w:line="360" w:lineRule="auto"/>
+      </w:pPr>
+      <w:r>
+        <w:rPr>
+          <w:sz w:val="24"/>
+          <w:szCs w:val="24"/>
+        </w:rPr>
+        <w:t>МГТУ им. Н.Э. Баумана, Москва, Россия</w:t>
       </w:r>
     </w:p>
     <w:p>
       <w:pPr>
         <w:spacing w:before="240" w:line="360" w:lineRule="auto"/>
         <w:jc w:val="both"/>
-        <w:rPr>
-          <w:rFonts w:ascii="Times New Roman" w:hAnsi="Times New Roman" w:cs="Times New Roman"/>
-        </w:rPr>
-      </w:pPr>
-      <w:r>
-        <w:rPr>
-          <w:rFonts w:ascii="Times New Roman" w:hAnsi="Times New Roman" w:cs="Times New Roman"/>
+      </w:pPr>
+      <w:r>
+        <w:rPr>
           <w:b/>
           <w:bCs/>
           <w:sz w:val="24"/>
@@ -114,24 +213,19 @@
       </w:r>
       <w:r>
         <w:rPr>
-          <w:rFonts w:ascii="Times New Roman" w:hAnsi="Times New Roman" w:cs="Times New Roman"/>
-          <w:sz w:val="24"/>
-          <w:szCs w:val="24"/>
-        </w:rPr>
-        <w:t xml:space="preserve">Рассмотрена задача выбора между синхронным и асинхронным веб-движками при разнородном по типу нагрузки потоке запросов. Предложена адаптивная маршрутизация запросов на основе обученного классификатора, направляющая каждый запрос на движок, физически лучше подходящий для его типа (I/O-bound или CPU-bound). Экспериментально показано, что при однородной нагрузке выигрыша нет, а при гетерогенном потоке адаптивная маршрутизация повышает пропускную способность на 39–87% и снижает среднюю задержку в 1,8–2,4 раза относительно лучшего одиночного движка. Сделан вывод о применимости подхода для систем со смешанным профилем нагрузки.</w:t>
+          <w:sz w:val="24"/>
+          <w:szCs w:val="24"/>
+        </w:rPr>
+        <w:t>Рассмотрена задача выбора между синхронным и асинхронным веб-движками при разнородном потоке запросов. Предложена адаптивная маршрутизация на основе обученного классификатора, направляющая каждый запрос на движок, физически подходящий для его типа (I/O-bound или CPU-bound). Показано, что при гетерогенном потоке адаптивная маршрутизация повышает пропускную способность на 39–87% и снижает среднюю задержку в 1,8–2,4 раза относительно лучшего одиночного движка, тогда как на однородной нагрузке выигрыша нет.</w:t>
       </w:r>
     </w:p>
     <w:p>
       <w:pPr>
         <w:spacing w:before="240" w:line="360" w:lineRule="auto"/>
         <w:jc w:val="both"/>
-        <w:rPr>
-          <w:rFonts w:ascii="Times New Roman" w:hAnsi="Times New Roman" w:cs="Times New Roman"/>
-        </w:rPr>
-      </w:pPr>
-      <w:r>
-        <w:rPr>
-          <w:rFonts w:ascii="Times New Roman" w:hAnsi="Times New Roman" w:cs="Times New Roman"/>
+      </w:pPr>
+      <w:r>
+        <w:rPr>
           <w:b/>
           <w:bCs/>
           <w:sz w:val="24"/>
@@ -141,11 +235,32 @@
       </w:r>
       <w:r>
         <w:rPr>
-          <w:rFonts w:ascii="Times New Roman" w:hAnsi="Times New Roman" w:cs="Times New Roman"/>
-          <w:sz w:val="24"/>
-          <w:szCs w:val="24"/>
-        </w:rPr>
-        <w:t xml:space="preserve">адаптивная маршрутизация, классификация нагрузки, нейронные сети, синхронные серверы, асинхронные серверы, пропускная способность</w:t>
+          <w:sz w:val="24"/>
+          <w:szCs w:val="24"/>
+        </w:rPr>
+        <w:t>адаптивная маршрутизация, классификация нагрузки, нейронные сети, синхронные серверы, асинхронные серверы, пропускная способность</w:t>
+      </w:r>
+    </w:p>
+    <w:p>
+      <w:pPr>
+        <w:spacing w:before="240" w:line="360" w:lineRule="auto"/>
+        <w:jc w:val="both"/>
+      </w:pPr>
+      <w:r>
+        <w:rPr>
+          <w:b/>
+          <w:bCs/>
+          <w:sz w:val="24"/>
+          <w:szCs w:val="24"/>
+        </w:rPr>
+        <w:t xml:space="preserve">Введение. </w:t>
+      </w:r>
+      <w:r>
+        <w:rPr>
+          <w:sz w:val="24"/>
+          <w:szCs w:val="24"/>
+        </w:rPr>
+        <w:t>Веб-приложения обрабатывают запросы разного профиля: часть операций вычислительная, часть интенсивно использует ввод-вывод. Синхронные серверы обрабатывают каждый запрос в отдельном потоке [1], асинхронные эффективно ожидают ввод-вывод в едином event loop, но чувствительны к CPU-интенсивным задачам [2]; для аналогичной проблемы в распределённых системах применяют алгоритмы балансировки нагрузки [3, 4]. Гипотеза: адаптивная маршрутизация даёт прирост пропускной способности не менее 25% и снижение задержки в 1,8–2,2 раза относительно одиночного движка при гетерогенном потоке.</w:t>
       </w:r>
     </w:p>
     <w:p>
@@ -153,27 +268,44 @@
         <w:spacing w:before="240" w:line="360" w:lineRule="auto"/>
         <w:ind w:firstLine="709"/>
         <w:jc w:val="both"/>
-        <w:rPr>
-          <w:rFonts w:ascii="Times New Roman" w:hAnsi="Times New Roman" w:cs="Times New Roman"/>
-        </w:rPr>
-      </w:pPr>
-      <w:r>
-        <w:rPr>
-          <w:rFonts w:ascii="Times New Roman" w:hAnsi="Times New Roman" w:cs="Times New Roman"/>
+      </w:pPr>
+      <w:r>
+        <w:rPr>
           <w:b/>
           <w:bCs/>
           <w:sz w:val="24"/>
           <w:szCs w:val="24"/>
         </w:rPr>
-        <w:t xml:space="preserve">Введение. </w:t>
-      </w:r>
-      <w:r>
-        <w:rPr>
-          <w:rFonts w:ascii="Times New Roman" w:hAnsi="Times New Roman" w:cs="Times New Roman"/>
-          <w:sz w:val="24"/>
-          <w:szCs w:val="24"/>
-        </w:rPr>
-        <w:t xml:space="preserve">Современные веб-приложения обрабатывают запросы разного профиля: часть операций носит вычислительный характер, часть интенсивно использует ввод-вывод. Синхронные серверы обрабатывают каждый запрос в отдельном потоке [1], асинхронные эффективно ожидают ввод-вывод в едином event loop, но чувствительны к попаданию в них CPU-интенсивных задач [2]. На практике команда обычно выбирает один движок для всего приложения, что субоптимально при разнородном трафике; в промышленных распределённых системах эту проблему решают адаптивные алгоритмы балансировки нагрузки [3, 4]. Гипотеза исследования: адаптивная маршрутизация запросов на основе обученного классификатора обеспечивает прирост пропускной способности не менее чем на 25% и снижение задержки в 1,8–2,2 раза относительно одиночного движка при условии гетерогенности входящего потока.</w:t>
+        <w:t xml:space="preserve">Методы и материалы; результаты. </w:t>
+      </w:r>
+      <w:r>
+        <w:rPr>
+          <w:sz w:val="24"/>
+          <w:szCs w:val="24"/>
+        </w:rPr>
+        <w:t xml:space="preserve">Создан прототип: backend Flask/FastAPI, тип работы запроса (I/O-ожидание либо CPU-вычисление) определяется io_intensity; шлюз AdaptiveRouter с нейросетевым классификатором (PyTorch, 3–16–8–1, сигмоида на выходе) — точность 99,7%, задержка решения менее 2 мс. Пилотный эксперимент с идентичной задержкой в обоих бэкендах гипотезу не подтвердил (adaptive медленнее на 5–56%) — без физической причины для выигрыша. Далее генератор на httpx отправлял поток 70% I/O-bound и 30% CPU-bound запросов на adaptive, Flask-only, FastAPI-only при конкурентности 20, 50, </w:t>
+      </w:r>
+      <w:r>
+        <w:rPr>
+          <w:sz w:val="24"/>
+          <w:szCs w:val="24"/>
+        </w:rPr>
+        <w:lastRenderedPageBreak/>
+        <w:t>100. Adaptive обогнал лучший движок по throughput на 39–87% и снизил задержку в 1,8–2,4 раза относительно Flask-only и в 2,7–6,1 раза относительно FastAPI-only.</w:t>
+      </w:r>
+    </w:p>
+    <w:p>
+      <w:pPr>
+        <w:spacing w:line="360" w:lineRule="auto"/>
+        <w:ind w:firstLine="709"/>
+        <w:jc w:val="both"/>
+      </w:pPr>
+      <w:r>
+        <w:rPr>
+          <w:sz w:val="24"/>
+          <w:szCs w:val="24"/>
+        </w:rPr>
+        <w:t>Причина — CPU-bound вычисление в async-хендлере FastAPI останавливает event loop и блокирует все остальные запросы [2]; Flask катастрофического отказа не создаёт — каждый запрос выполняется в своём потоке [1].</w:t>
       </w:r>
     </w:p>
     <w:p>
@@ -181,503 +313,22 @@
         <w:spacing w:before="240" w:line="360" w:lineRule="auto"/>
         <w:ind w:firstLine="709"/>
         <w:jc w:val="both"/>
-        <w:rPr>
-          <w:rFonts w:ascii="Times New Roman" w:hAnsi="Times New Roman" w:cs="Times New Roman"/>
-        </w:rPr>
-      </w:pPr>
-      <w:r>
-        <w:rPr>
-          <w:rFonts w:ascii="Times New Roman" w:hAnsi="Times New Roman" w:cs="Times New Roman"/>
+      </w:pPr>
+      <w:r>
+        <w:rPr>
           <w:b/>
           <w:bCs/>
           <w:sz w:val="24"/>
           <w:szCs w:val="24"/>
         </w:rPr>
-        <w:t xml:space="preserve">Методы и материалы; результаты. </w:t>
-      </w:r>
-      <w:r>
-        <w:rPr>
-          <w:rFonts w:ascii="Times New Roman" w:hAnsi="Times New Roman" w:cs="Times New Roman"/>
-          <w:sz w:val="24"/>
-          <w:szCs w:val="24"/>
-        </w:rPr>
-        <w:t xml:space="preserve">Создан прототип: backend-модули на Flask и FastAPI, тип работы каждого запроса (I/O-ожидание либо настоящее CPU-вычисление) определяется его io_intensity; управляющий шлюз AdaptiveRouter с нейросетевым классификатором (PyTorch, архитектура 3–16–8–1, сигмоида на выходе [5]), предсказывающим оптимальный движок по трём признакам нагрузки; точность классификации на отложенной выборке — 99,7% при задержке решения менее 2 мс. Пилотный эксперимент, в котором оба бэкенда эмулировали идентичную задержку независимо от типа запроса, гипотезу не подтвердил (adaptive медленнее лучшего одиночного движка на 5–56%), поскольку при таком дизайне у маршрутизации физически нет причины для выигрыша. После пересмотра модели нагрузки проведён основной эксперимент: собственный асинхронный генератор на httpx отправлял перемежающийся поток из 70% I/O-bound и 30% CPU-bound запросов на adaptive, Flask-only и FastAPI-only при конкурентности 20, 50 и 100 (табл. 1).</w:t>
-      </w:r>
-    </w:p>
-    <w:tbl>
-      <w:tblPr>
-        <w:tblW w:w="8500" w:type="dxa"/>
-        <w:tblBorders>
-          <w:top w:val="single" w:sz="4" w:space="0" w:color="auto"/>
-          <w:left w:val="single" w:sz="4" w:space="0" w:color="auto"/>
-          <w:bottom w:val="single" w:sz="4" w:space="0" w:color="auto"/>
-          <w:right w:val="single" w:sz="4" w:space="0" w:color="auto"/>
-          <w:insideH w:val="single" w:sz="4" w:space="0" w:color="auto"/>
-          <w:insideV w:val="single" w:sz="4" w:space="0" w:color="auto"/>
-        </w:tblBorders>
-        <w:tblCellMar>
-          <w:left w:w="10" w:type="dxa"/>
-          <w:right w:w="10" w:type="dxa"/>
-        </w:tblCellMar>
-        <w:tblLook w:val="04A0" w:firstRow="1" w:lastRow="0" w:firstColumn="1" w:lastColumn="0" w:noHBand="0" w:noVBand="1"/>
-      </w:tblPr>
-      <w:tblGrid>
-        <w:gridCol w:w="1600"/>
-        <w:gridCol w:w="1725"/>
-        <w:gridCol w:w="1725"/>
-        <w:gridCol w:w="1725"/>
-        <w:gridCol w:w="1725"/>
-      </w:tblGrid>
-      <w:tr>
-        <w:tc>
-          <w:tcPr>
-            <w:tcW w:w="1600" w:type="dxa"/>
-          </w:tcPr>
-          <w:p>
-            <w:pPr>
-              <w:spacing w:line="360" w:lineRule="auto"/>
-              <w:jc w:val="center"/>
-              <w:rPr>
-                <w:rFonts w:ascii="Times New Roman" w:hAnsi="Times New Roman" w:cs="Times New Roman"/>
-              </w:rPr>
-            </w:pPr>
-            <w:r>
-              <w:rPr>
-                <w:rFonts w:ascii="Times New Roman" w:hAnsi="Times New Roman" w:cs="Times New Roman"/>
-                <w:b/>
-                <w:bCs/>
-              </w:rPr>
-              <w:t>Конкурентность</w:t>
-            </w:r>
-          </w:p>
-        </w:tc>
-        <w:tc>
-          <w:tcPr>
-            <w:tcW w:w="1725" w:type="dxa"/>
-          </w:tcPr>
-          <w:p>
-            <w:pPr>
-              <w:spacing w:line="360" w:lineRule="auto"/>
-              <w:jc w:val="center"/>
-              <w:rPr>
-                <w:rFonts w:ascii="Times New Roman" w:hAnsi="Times New Roman" w:cs="Times New Roman"/>
-              </w:rPr>
-            </w:pPr>
-            <w:r>
-              <w:rPr>
-                <w:rFonts w:ascii="Times New Roman" w:hAnsi="Times New Roman" w:cs="Times New Roman"/>
-                <w:b/>
-                <w:bCs/>
-              </w:rPr>
-              <w:t>adaptive, RPS</w:t>
-            </w:r>
-          </w:p>
-        </w:tc>
-        <w:tc>
-          <w:tcPr>
-            <w:tcW w:w="1725" w:type="dxa"/>
-          </w:tcPr>
-          <w:p>
-            <w:pPr>
-              <w:spacing w:line="360" w:lineRule="auto"/>
-              <w:jc w:val="center"/>
-              <w:rPr>
-                <w:rFonts w:ascii="Times New Roman" w:hAnsi="Times New Roman" w:cs="Times New Roman"/>
-              </w:rPr>
-            </w:pPr>
-            <w:r>
-              <w:rPr>
-                <w:rFonts w:ascii="Times New Roman" w:hAnsi="Times New Roman" w:cs="Times New Roman"/>
-                <w:b/>
-                <w:bCs/>
-              </w:rPr>
-              <w:t>Flask-only, RPS</w:t>
-            </w:r>
-          </w:p>
-        </w:tc>
-        <w:tc>
-          <w:tcPr>
-            <w:tcW w:w="1725" w:type="dxa"/>
-          </w:tcPr>
-          <w:p>
-            <w:pPr>
-              <w:spacing w:line="360" w:lineRule="auto"/>
-              <w:jc w:val="center"/>
-              <w:rPr>
-                <w:rFonts w:ascii="Times New Roman" w:hAnsi="Times New Roman" w:cs="Times New Roman"/>
-              </w:rPr>
-            </w:pPr>
-            <w:r>
-              <w:rPr>
-                <w:rFonts w:ascii="Times New Roman" w:hAnsi="Times New Roman" w:cs="Times New Roman"/>
-                <w:b/>
-                <w:bCs/>
-              </w:rPr>
-              <w:t>FastAPI-only, RPS</w:t>
-            </w:r>
-          </w:p>
-        </w:tc>
-        <w:tc>
-          <w:tcPr>
-            <w:tcW w:w="1725" w:type="dxa"/>
-          </w:tcPr>
-          <w:p>
-            <w:pPr>
-              <w:spacing w:line="360" w:lineRule="auto"/>
-              <w:jc w:val="center"/>
-              <w:rPr>
-                <w:rFonts w:ascii="Times New Roman" w:hAnsi="Times New Roman" w:cs="Times New Roman"/>
-              </w:rPr>
-            </w:pPr>
-            <w:r>
-              <w:rPr>
-                <w:rFonts w:ascii="Times New Roman" w:hAnsi="Times New Roman" w:cs="Times New Roman"/>
-                <w:b/>
-                <w:bCs/>
-              </w:rPr>
-              <w:t>Δ к лучшему, %</w:t>
-            </w:r>
-          </w:p>
-        </w:tc>
-      </w:tr>
-      <w:tr>
-        <w:tc>
-          <w:tcPr>
-            <w:tcW w:w="1600" w:type="dxa"/>
-          </w:tcPr>
-          <w:p>
-            <w:pPr>
-              <w:spacing w:line="360" w:lineRule="auto"/>
-              <w:jc w:val="center"/>
-              <w:rPr>
-                <w:rFonts w:ascii="Times New Roman" w:hAnsi="Times New Roman" w:cs="Times New Roman"/>
-              </w:rPr>
-            </w:pPr>
-            <w:r>
-              <w:rPr>
-                <w:rFonts w:ascii="Times New Roman" w:hAnsi="Times New Roman" w:cs="Times New Roman"/>
-              </w:rPr>
-              <w:t>20</w:t>
-            </w:r>
-          </w:p>
-        </w:tc>
-        <w:tc>
-          <w:tcPr>
-            <w:tcW w:w="1725" w:type="dxa"/>
-          </w:tcPr>
-          <w:p>
-            <w:pPr>
-              <w:spacing w:line="360" w:lineRule="auto"/>
-              <w:jc w:val="center"/>
-              <w:rPr>
-                <w:rFonts w:ascii="Times New Roman" w:hAnsi="Times New Roman" w:cs="Times New Roman"/>
-              </w:rPr>
-            </w:pPr>
-            <w:r>
-              <w:rPr>
-                <w:rFonts w:ascii="Times New Roman" w:hAnsi="Times New Roman" w:cs="Times New Roman"/>
-              </w:rPr>
-              <w:t>44,75</w:t>
-            </w:r>
-          </w:p>
-        </w:tc>
-        <w:tc>
-          <w:tcPr>
-            <w:tcW w:w="1725" w:type="dxa"/>
-          </w:tcPr>
-          <w:p>
-            <w:pPr>
-              <w:spacing w:line="360" w:lineRule="auto"/>
-              <w:jc w:val="center"/>
-              <w:rPr>
-                <w:rFonts w:ascii="Times New Roman" w:hAnsi="Times New Roman" w:cs="Times New Roman"/>
-              </w:rPr>
-            </w:pPr>
-            <w:r>
-              <w:rPr>
-                <w:rFonts w:ascii="Times New Roman" w:hAnsi="Times New Roman" w:cs="Times New Roman"/>
-              </w:rPr>
-              <w:t>32,15</w:t>
-            </w:r>
-          </w:p>
-        </w:tc>
-        <w:tc>
-          <w:tcPr>
-            <w:tcW w:w="1725" w:type="dxa"/>
-          </w:tcPr>
-          <w:p>
-            <w:pPr>
-              <w:spacing w:line="360" w:lineRule="auto"/>
-              <w:jc w:val="center"/>
-              <w:rPr>
-                <w:rFonts w:ascii="Times New Roman" w:hAnsi="Times New Roman" w:cs="Times New Roman"/>
-              </w:rPr>
-            </w:pPr>
-            <w:r>
-              <w:rPr>
-                <w:rFonts w:ascii="Times New Roman" w:hAnsi="Times New Roman" w:cs="Times New Roman"/>
-              </w:rPr>
-              <w:t>12,43</w:t>
-            </w:r>
-          </w:p>
-        </w:tc>
-        <w:tc>
-          <w:tcPr>
-            <w:tcW w:w="1725" w:type="dxa"/>
-          </w:tcPr>
-          <w:p>
-            <w:pPr>
-              <w:spacing w:line="360" w:lineRule="auto"/>
-              <w:jc w:val="center"/>
-              <w:rPr>
-                <w:rFonts w:ascii="Times New Roman" w:hAnsi="Times New Roman" w:cs="Times New Roman"/>
-              </w:rPr>
-            </w:pPr>
-            <w:r>
-              <w:rPr>
-                <w:rFonts w:ascii="Times New Roman" w:hAnsi="Times New Roman" w:cs="Times New Roman"/>
-              </w:rPr>
-              <w:t>+39,2</w:t>
-            </w:r>
-          </w:p>
-        </w:tc>
-      </w:tr>
-      <w:tr>
-        <w:tc>
-          <w:tcPr>
-            <w:tcW w:w="1600" w:type="dxa"/>
-          </w:tcPr>
-          <w:p>
-            <w:pPr>
-              <w:spacing w:line="360" w:lineRule="auto"/>
-              <w:jc w:val="center"/>
-              <w:rPr>
-                <w:rFonts w:ascii="Times New Roman" w:hAnsi="Times New Roman" w:cs="Times New Roman"/>
-              </w:rPr>
-            </w:pPr>
-            <w:r>
-              <w:rPr>
-                <w:rFonts w:ascii="Times New Roman" w:hAnsi="Times New Roman" w:cs="Times New Roman"/>
-              </w:rPr>
-              <w:t>50</w:t>
-            </w:r>
-          </w:p>
-        </w:tc>
-        <w:tc>
-          <w:tcPr>
-            <w:tcW w:w="1725" w:type="dxa"/>
-          </w:tcPr>
-          <w:p>
-            <w:pPr>
-              <w:spacing w:line="360" w:lineRule="auto"/>
-              <w:jc w:val="center"/>
-              <w:rPr>
-                <w:rFonts w:ascii="Times New Roman" w:hAnsi="Times New Roman" w:cs="Times New Roman"/>
-              </w:rPr>
-            </w:pPr>
-            <w:r>
-              <w:rPr>
-                <w:rFonts w:ascii="Times New Roman" w:hAnsi="Times New Roman" w:cs="Times New Roman"/>
-              </w:rPr>
-              <w:t>56,18</w:t>
-            </w:r>
-          </w:p>
-        </w:tc>
-        <w:tc>
-          <w:tcPr>
-            <w:tcW w:w="1725" w:type="dxa"/>
-          </w:tcPr>
-          <w:p>
-            <w:pPr>
-              <w:spacing w:line="360" w:lineRule="auto"/>
-              <w:jc w:val="center"/>
-              <w:rPr>
-                <w:rFonts w:ascii="Times New Roman" w:hAnsi="Times New Roman" w:cs="Times New Roman"/>
-              </w:rPr>
-            </w:pPr>
-            <w:r>
-              <w:rPr>
-                <w:rFonts w:ascii="Times New Roman" w:hAnsi="Times New Roman" w:cs="Times New Roman"/>
-              </w:rPr>
-              <w:t>31,25</w:t>
-            </w:r>
-          </w:p>
-        </w:tc>
-        <w:tc>
-          <w:tcPr>
-            <w:tcW w:w="1725" w:type="dxa"/>
-          </w:tcPr>
-          <w:p>
-            <w:pPr>
-              <w:spacing w:line="360" w:lineRule="auto"/>
-              <w:jc w:val="center"/>
-              <w:rPr>
-                <w:rFonts w:ascii="Times New Roman" w:hAnsi="Times New Roman" w:cs="Times New Roman"/>
-              </w:rPr>
-            </w:pPr>
-            <w:r>
-              <w:rPr>
-                <w:rFonts w:ascii="Times New Roman" w:hAnsi="Times New Roman" w:cs="Times New Roman"/>
-              </w:rPr>
-              <w:t>11,16</w:t>
-            </w:r>
-          </w:p>
-        </w:tc>
-        <w:tc>
-          <w:tcPr>
-            <w:tcW w:w="1725" w:type="dxa"/>
-          </w:tcPr>
-          <w:p>
-            <w:pPr>
-              <w:spacing w:line="360" w:lineRule="auto"/>
-              <w:jc w:val="center"/>
-              <w:rPr>
-                <w:rFonts w:ascii="Times New Roman" w:hAnsi="Times New Roman" w:cs="Times New Roman"/>
-              </w:rPr>
-            </w:pPr>
-            <w:r>
-              <w:rPr>
-                <w:rFonts w:ascii="Times New Roman" w:hAnsi="Times New Roman" w:cs="Times New Roman"/>
-              </w:rPr>
-              <w:t>+79,8</w:t>
-            </w:r>
-          </w:p>
-        </w:tc>
-      </w:tr>
-      <w:tr>
-        <w:tc>
-          <w:tcPr>
-            <w:tcW w:w="1600" w:type="dxa"/>
-          </w:tcPr>
-          <w:p>
-            <w:pPr>
-              <w:spacing w:line="360" w:lineRule="auto"/>
-              <w:jc w:val="center"/>
-              <w:rPr>
-                <w:rFonts w:ascii="Times New Roman" w:hAnsi="Times New Roman" w:cs="Times New Roman"/>
-              </w:rPr>
-            </w:pPr>
-            <w:r>
-              <w:rPr>
-                <w:rFonts w:ascii="Times New Roman" w:hAnsi="Times New Roman" w:cs="Times New Roman"/>
-              </w:rPr>
-              <w:t>100</w:t>
-            </w:r>
-          </w:p>
-        </w:tc>
-        <w:tc>
-          <w:tcPr>
-            <w:tcW w:w="1725" w:type="dxa"/>
-          </w:tcPr>
-          <w:p>
-            <w:pPr>
-              <w:spacing w:line="360" w:lineRule="auto"/>
-              <w:jc w:val="center"/>
-              <w:rPr>
-                <w:rFonts w:ascii="Times New Roman" w:hAnsi="Times New Roman" w:cs="Times New Roman"/>
-              </w:rPr>
-            </w:pPr>
-            <w:r>
-              <w:rPr>
-                <w:rFonts w:ascii="Times New Roman" w:hAnsi="Times New Roman" w:cs="Times New Roman"/>
-              </w:rPr>
-              <w:t>58,47</w:t>
-            </w:r>
-          </w:p>
-        </w:tc>
-        <w:tc>
-          <w:tcPr>
-            <w:tcW w:w="1725" w:type="dxa"/>
-          </w:tcPr>
-          <w:p>
-            <w:pPr>
-              <w:spacing w:line="360" w:lineRule="auto"/>
-              <w:jc w:val="center"/>
-              <w:rPr>
-                <w:rFonts w:ascii="Times New Roman" w:hAnsi="Times New Roman" w:cs="Times New Roman"/>
-              </w:rPr>
-            </w:pPr>
-            <w:r>
-              <w:rPr>
-                <w:rFonts w:ascii="Times New Roman" w:hAnsi="Times New Roman" w:cs="Times New Roman"/>
-              </w:rPr>
-              <w:t>31,30</w:t>
-            </w:r>
-          </w:p>
-        </w:tc>
-        <w:tc>
-          <w:tcPr>
-            <w:tcW w:w="1725" w:type="dxa"/>
-          </w:tcPr>
-          <w:p>
-            <w:pPr>
-              <w:spacing w:line="360" w:lineRule="auto"/>
-              <w:jc w:val="center"/>
-              <w:rPr>
-                <w:rFonts w:ascii="Times New Roman" w:hAnsi="Times New Roman" w:cs="Times New Roman"/>
-              </w:rPr>
-            </w:pPr>
-            <w:r>
-              <w:rPr>
-                <w:rFonts w:ascii="Times New Roman" w:hAnsi="Times New Roman" w:cs="Times New Roman"/>
-              </w:rPr>
-              <w:t>11,70</w:t>
-            </w:r>
-          </w:p>
-        </w:tc>
-        <w:tc>
-          <w:tcPr>
-            <w:tcW w:w="1725" w:type="dxa"/>
-          </w:tcPr>
-          <w:p>
-            <w:pPr>
-              <w:spacing w:line="360" w:lineRule="auto"/>
-              <w:jc w:val="center"/>
-              <w:rPr>
-                <w:rFonts w:ascii="Times New Roman" w:hAnsi="Times New Roman" w:cs="Times New Roman"/>
-              </w:rPr>
-            </w:pPr>
-            <w:r>
-              <w:rPr>
-                <w:rFonts w:ascii="Times New Roman" w:hAnsi="Times New Roman" w:cs="Times New Roman"/>
-              </w:rPr>
-              <w:t>+86,8</w:t>
-            </w:r>
-          </w:p>
-        </w:tc>
-      </w:tr>
-    </w:tbl>
-    <w:p>
-      <w:pPr>
-        <w:spacing w:after="200" w:line="360" w:lineRule="auto"/>
-        <w:jc w:val="center"/>
-        <w:rPr>
-          <w:rFonts w:ascii="Times New Roman" w:hAnsi="Times New Roman" w:cs="Times New Roman"/>
-        </w:rPr>
-      </w:pPr>
-      <w:r>
-        <w:rPr>
-          <w:rFonts w:ascii="Times New Roman" w:hAnsi="Times New Roman" w:cs="Times New Roman"/>
-        </w:rPr>
-        <w:t>Таблица 1 – Пропускная способность на перемежающемся смешанном потоке</w:t>
-      </w:r>
-    </w:p>
-    <w:p>
-      <w:pPr>
-        <w:spacing w:after="0" w:line="360" w:lineRule="auto"/>
-        <w:ind w:firstLine="709"/>
-        <w:jc w:val="both"/>
-        <w:rPr>
-          <w:rFonts w:ascii="Times New Roman" w:hAnsi="Times New Roman" w:cs="Times New Roman"/>
-        </w:rPr>
-      </w:pPr>
-      <w:r>
-        <w:rPr>
-          <w:rFonts w:ascii="Times New Roman" w:hAnsi="Times New Roman" w:cs="Times New Roman"/>
-          <w:sz w:val="24"/>
-          <w:szCs w:val="24"/>
-        </w:rPr>
-        <w:t xml:space="preserve">Прирост пропускной способности adaptive растёт с конкурентностью нагрузки и снижает среднюю задержку в 1,8–2,4 раза относительно Flask-only и в 2,7–6,1 раза относительно FastAPI-only. Причина — CPU-bound вычисление, выполненное напрямую в async-хендлере FastAPI, останавливает единственный event loop и блокирует все остальные запросы [2, 6]; Flask такого катастрофического отказа не создаёт, так как каждый запрос выполняется в отдельном потоке [1].</w:t>
+        <w:t xml:space="preserve">Заключение. </w:t>
+      </w:r>
+      <w:r>
+        <w:rPr>
+          <w:sz w:val="24"/>
+          <w:szCs w:val="24"/>
+        </w:rPr>
+        <w:t>Экспериментально подтверждено, что адаптивная маршрутизация даёт измеримый прирост эффективности только при гетерогенном потоке запросов — на однородной нагрузке выигрыш невозможен физически. Практическая ценность: маршрутизация оправдана при смешанном профиле нагрузки, где CPU-bound запросы рискуют заблокировать event loop. Направление дальнейшей работы — вынесение принятия решения в пул потоков для устранения хвостовой задержки шлюза.</w:t>
       </w:r>
     </w:p>
     <w:p>
@@ -685,144 +336,83 @@
         <w:spacing w:before="240" w:line="360" w:lineRule="auto"/>
         <w:ind w:firstLine="709"/>
         <w:jc w:val="both"/>
-        <w:rPr>
-          <w:rFonts w:ascii="Times New Roman" w:hAnsi="Times New Roman" w:cs="Times New Roman"/>
-        </w:rPr>
-      </w:pPr>
-      <w:r>
-        <w:rPr>
-          <w:rFonts w:ascii="Times New Roman" w:hAnsi="Times New Roman" w:cs="Times New Roman"/>
+      </w:pPr>
+    </w:p>
+    <w:p>
+      <w:pPr>
+        <w:spacing w:after="150" w:line="360" w:lineRule="auto"/>
+      </w:pPr>
+      <w:r>
+        <w:rPr>
           <w:b/>
           <w:bCs/>
           <w:sz w:val="24"/>
           <w:szCs w:val="24"/>
         </w:rPr>
-        <w:t xml:space="preserve">Заключение. </w:t>
-      </w:r>
-      <w:r>
-        <w:rPr>
-          <w:rFonts w:ascii="Times New Roman" w:hAnsi="Times New Roman" w:cs="Times New Roman"/>
-          <w:sz w:val="24"/>
-          <w:szCs w:val="24"/>
-        </w:rPr>
-        <w:t xml:space="preserve">Экспериментально подтверждено, что адаптивная маршрутизация между синхронным и асинхронным движками даёт измеримый прирост эффективности, но только при гетерогенном потоке запросов — на однородной нагрузке выигрыш невозможен физически. Практическая ценность работы — количественный критерий применимости: адаптивная маршрутизация оправдана в системах, где CPU-bound запросы могут заблокировать event loop асинхронного сервиса, то есть при смешанном профиле нагрузки. Направление дальнейшей работы — вынесение принятия решения в пул потоков для устранения хвостовой задержки шлюза.</w:t>
-      </w:r>
-    </w:p>
-    <w:p>
-      <w:pPr>
-        <w:spacing w:after="150" w:line="360" w:lineRule="auto"/>
-        <w:rPr>
-          <w:rFonts w:ascii="Times New Roman" w:hAnsi="Times New Roman" w:cs="Times New Roman"/>
-        </w:rPr>
-      </w:pPr>
-      <w:r>
-        <w:rPr>
-          <w:rFonts w:ascii="Times New Roman" w:hAnsi="Times New Roman" w:cs="Times New Roman"/>
-          <w:b/>
-          <w:bCs/>
-          <w:sz w:val="24"/>
-          <w:szCs w:val="24"/>
-        </w:rPr>
-        <w:t xml:space="preserve">Список источников</w:t>
+        <w:t>Список источников</w:t>
       </w:r>
     </w:p>
     <w:p>
       <w:pPr>
         <w:spacing w:after="120" w:line="360" w:lineRule="auto"/>
         <w:ind w:left="567" w:hanging="567"/>
-        <w:rPr>
-          <w:rFonts w:ascii="Times New Roman" w:hAnsi="Times New Roman" w:cs="Times New Roman"/>
-        </w:rPr>
-      </w:pPr>
-      <w:r>
-        <w:rPr>
-          <w:rFonts w:ascii="Times New Roman" w:hAnsi="Times New Roman" w:cs="Times New Roman"/>
-          <w:sz w:val="24"/>
-          <w:szCs w:val="24"/>
-        </w:rPr>
-        <w:t xml:space="preserve">[1]</w:t>
-      </w:r>
-      <w:r>
-        <w:rPr>
-          <w:rFonts w:ascii="Times New Roman" w:hAnsi="Times New Roman" w:cs="Times New Roman"/>
+      </w:pPr>
+      <w:r>
+        <w:rPr>
+          <w:sz w:val="24"/>
+          <w:szCs w:val="24"/>
+        </w:rPr>
+        <w:t>[1]</w:t>
+      </w:r>
+      <w:r>
+        <w:rPr>
           <w:sz w:val="24"/>
           <w:szCs w:val="24"/>
         </w:rPr>
         <w:tab/>
-      </w:r>
-      <w:r>
-        <w:rPr>
-          <w:rFonts w:ascii="Times New Roman" w:hAnsi="Times New Roman" w:cs="Times New Roman"/>
-          <w:sz w:val="24"/>
-          <w:szCs w:val="24"/>
-        </w:rPr>
-        <w:t xml:space="preserve">Макаров, И. С. Влияние асинхронных и многопоточных моделей обработки запросов на производительность серверных веб-приложений [Электронный ресурс] / И. С. Макаров, Д. В. Ларин, Е. Г. Воробьева, Д. П. Емелин, Д. А. Карташов // CyberLeninka. – 2025. – Режим доступа: https://cyberleninka.ru/article/n/vliyanie-asinhronnyh-i-mnogopotochnyh-modeley-obrabotki-zaprosov-na-proizvoditelnost-servernyh-veb-prilozheniy/pdf (дата обращения: 17.09.2026).</w:t>
+        <w:t>Макаров, И. С. Влияние асинхронных и многопоточных моделей обработки запросов на производительность серверных веб-приложений [Электронный ресурс] / И. С. Макаров, Д. В. Ларин, Е. Г. Воробьева, Д. П. Емелин, Д. А. Карташов // CyberLeninka. – 2025. – Режим доступа: https://cyberleninka.ru/article/n/vliyanie-asinhronnyh-i-mnogopotochnyh-modeley-obrabotki-zaprosov-na-proizvoditelnost-servernyh-veb-prilozheniy/pdf (дата обращения: 17.09.2026).</w:t>
       </w:r>
     </w:p>
     <w:p>
       <w:pPr>
         <w:spacing w:after="120" w:line="360" w:lineRule="auto"/>
         <w:ind w:left="567" w:hanging="567"/>
-        <w:rPr>
-          <w:rFonts w:ascii="Times New Roman" w:hAnsi="Times New Roman" w:cs="Times New Roman"/>
-        </w:rPr>
-      </w:pPr>
-      <w:r>
-        <w:rPr>
-          <w:rFonts w:ascii="Times New Roman" w:hAnsi="Times New Roman" w:cs="Times New Roman"/>
-          <w:sz w:val="24"/>
-          <w:szCs w:val="24"/>
-        </w:rPr>
-        <w:t xml:space="preserve">[2]</w:t>
-      </w:r>
-      <w:r>
-        <w:rPr>
-          <w:rFonts w:ascii="Times New Roman" w:hAnsi="Times New Roman" w:cs="Times New Roman"/>
+      </w:pPr>
+      <w:r>
+        <w:rPr>
+          <w:sz w:val="24"/>
+          <w:szCs w:val="24"/>
+        </w:rPr>
+        <w:t>[2]</w:t>
+      </w:r>
+      <w:r>
+        <w:rPr>
           <w:sz w:val="24"/>
           <w:szCs w:val="24"/>
         </w:rPr>
         <w:tab/>
-      </w:r>
-      <w:r>
-        <w:rPr>
-          <w:rFonts w:ascii="Times New Roman" w:hAnsi="Times New Roman" w:cs="Times New Roman"/>
-          <w:sz w:val="24"/>
-          <w:szCs w:val="24"/>
-        </w:rPr>
-        <w:t xml:space="preserve">Савостин, П. А. Практическое применение асинхронного программирования на языке Python при помощи пакета asyncio [Электронный ресурс] // CyberLeninka. – 2018. – Режим доступа: https://cyberleninka.ru/article/n/prakticheskoe-primenenie-asinhronnogo-programmirovaniya-na-yazyke-python-pri-pomoschi-paketa-asyncio (дата обращения: 17.09.2026).</w:t>
+        <w:t>Савостин, П. А. Практическое применение асинхронного программирования на языке Python при помощи пакета asyncio [Электронный ресурс] // CyberLeninka. – 2018. – Режим доступа: https://cyberleninka.ru/article/n/prakticheskoe-primenenie-asinhronnogo-programmirovaniya-na-yazyke-python-pri-pomoschi-paketa-asyncio (дата обращения: 17.09.2026).</w:t>
       </w:r>
     </w:p>
     <w:p>
       <w:pPr>
         <w:spacing w:after="120" w:line="360" w:lineRule="auto"/>
         <w:ind w:left="567" w:hanging="567"/>
-        <w:rPr>
-          <w:rFonts w:ascii="Times New Roman" w:hAnsi="Times New Roman" w:cs="Times New Roman"/>
-        </w:rPr>
-      </w:pPr>
-      <w:r>
-        <w:rPr>
-          <w:rFonts w:ascii="Times New Roman" w:hAnsi="Times New Roman" w:cs="Times New Roman"/>
-          <w:sz w:val="24"/>
-          <w:szCs w:val="24"/>
-        </w:rPr>
-        <w:t xml:space="preserve">[3]</w:t>
-      </w:r>
-      <w:r>
-        <w:rPr>
-          <w:rFonts w:ascii="Times New Roman" w:hAnsi="Times New Roman" w:cs="Times New Roman"/>
+      </w:pPr>
+      <w:r>
+        <w:rPr>
+          <w:sz w:val="24"/>
+          <w:szCs w:val="24"/>
+        </w:rPr>
+        <w:t>[3]</w:t>
+      </w:r>
+      <w:r>
+        <w:rPr>
           <w:sz w:val="24"/>
           <w:szCs w:val="24"/>
         </w:rPr>
         <w:tab/>
-      </w:r>
-      <w:r>
-        <w:rPr>
-          <w:rFonts w:ascii="Times New Roman" w:hAnsi="Times New Roman" w:cs="Times New Roman"/>
-          <w:sz w:val="24"/>
-          <w:szCs w:val="24"/>
-        </w:rPr>
-        <w:t xml:space="preserve">Аунг Чжо Мьо. Разработка способа балансировки нагрузки в распределенных системах обработки данных / Аунг Чжо Мьо, Е. М. Портнов, А. С. Волков, М. В. Слюсарь, А. В. Потапов // Вестник Воронежского государственного технического университета. – 2025. – Т. 21, № 1. https://doi.org/10.36622/1729-6501.2025.21.1.010</w:t>
+        <w:t>Аунг Чжо Мьо. Разработка способа балансировки нагрузки в распределенных системах обработки данных / Аунг Чжо Мьо, Е. М. Портнов, А. С. Волков, М. В. Слюсарь, А. В. Потапов // Вестник Воронежского государственного технического университета. – 2025. – Т. 21, № 1. https://doi.org/10.36622/1729-6501.2025.21.1.010</w:t>
       </w:r>
     </w:p>
     <w:p>
@@ -830,98 +420,91 @@
         <w:spacing w:after="120" w:line="360" w:lineRule="auto"/>
         <w:ind w:left="567" w:hanging="567"/>
         <w:rPr>
-          <w:rFonts w:ascii="Times New Roman" w:hAnsi="Times New Roman" w:cs="Times New Roman"/>
-        </w:rPr>
-      </w:pPr>
-      <w:r>
-        <w:rPr>
-          <w:rFonts w:ascii="Times New Roman" w:hAnsi="Times New Roman" w:cs="Times New Roman"/>
-          <w:sz w:val="24"/>
-          <w:szCs w:val="24"/>
-        </w:rPr>
-        <w:t xml:space="preserve">[4]</w:t>
-      </w:r>
-      <w:r>
-        <w:rPr>
-          <w:rFonts w:ascii="Times New Roman" w:hAnsi="Times New Roman" w:cs="Times New Roman"/>
+          <w:lang w:val="en-US"/>
+        </w:rPr>
+      </w:pPr>
+      <w:r>
+        <w:rPr>
+          <w:sz w:val="24"/>
+          <w:szCs w:val="24"/>
+        </w:rPr>
+        <w:t>[4]</w:t>
+      </w:r>
+      <w:r>
+        <w:rPr>
           <w:sz w:val="24"/>
           <w:szCs w:val="24"/>
         </w:rPr>
         <w:tab/>
-      </w:r>
-      <w:r>
-        <w:rPr>
-          <w:rFonts w:ascii="Times New Roman" w:hAnsi="Times New Roman" w:cs="Times New Roman"/>
-          <w:sz w:val="24"/>
-          <w:szCs w:val="24"/>
-        </w:rPr>
-        <w:t xml:space="preserve">Красовская, Н. В. Анализ методов балансировки сетевого трафика в высоконагруженных сетях // Вестник Новосибирского государственного университета. Серия: Информационные технологии. – 2025. – Т. 23, № 3. – С. 23–31. https://doi.org/10.25205/1818-7900-2025-23-3-23-31</w:t>
-      </w:r>
-    </w:p>
-    <w:p>
-      <w:pPr>
-        <w:spacing w:after="120" w:line="360" w:lineRule="auto"/>
-        <w:ind w:left="567" w:hanging="567"/>
-        <w:rPr>
-          <w:rFonts w:ascii="Times New Roman" w:hAnsi="Times New Roman" w:cs="Times New Roman"/>
-        </w:rPr>
-      </w:pPr>
-      <w:r>
-        <w:rPr>
-          <w:rFonts w:ascii="Times New Roman" w:hAnsi="Times New Roman" w:cs="Times New Roman"/>
-          <w:sz w:val="24"/>
-          <w:szCs w:val="24"/>
-        </w:rPr>
-        <w:t xml:space="preserve">[5]</w:t>
-      </w:r>
-      <w:r>
-        <w:rPr>
-          <w:rFonts w:ascii="Times New Roman" w:hAnsi="Times New Roman" w:cs="Times New Roman"/>
-          <w:sz w:val="24"/>
-          <w:szCs w:val="24"/>
-        </w:rPr>
-        <w:tab/>
-      </w:r>
-      <w:r>
-        <w:rPr>
-          <w:rFonts w:ascii="Times New Roman" w:hAnsi="Times New Roman" w:cs="Times New Roman"/>
-          <w:sz w:val="24"/>
-          <w:szCs w:val="24"/>
-        </w:rPr>
-        <w:t xml:space="preserve">Paszke, A. PyTorch: An Imperative Style, High-Performance Deep Learning Library [Text] / A. Paszke, S. Gross, F. Massa et al. // Advances in Neural Information Processing Systems. – 2019. – Vol. 32. – P. 8024–8035.</w:t>
-      </w:r>
-    </w:p>
-    <w:p>
-      <w:pPr>
-        <w:spacing w:after="120" w:line="360" w:lineRule="auto"/>
-        <w:ind w:left="567" w:hanging="567"/>
-        <w:rPr>
-          <w:rFonts w:ascii="Times New Roman" w:hAnsi="Times New Roman" w:cs="Times New Roman"/>
-        </w:rPr>
-      </w:pPr>
-      <w:r>
-        <w:rPr>
-          <w:rFonts w:ascii="Times New Roman" w:hAnsi="Times New Roman" w:cs="Times New Roman"/>
-          <w:sz w:val="24"/>
-          <w:szCs w:val="24"/>
-        </w:rPr>
-        <w:t xml:space="preserve">[6]</w:t>
-      </w:r>
-      <w:r>
-        <w:rPr>
-          <w:rFonts w:ascii="Times New Roman" w:hAnsi="Times New Roman" w:cs="Times New Roman"/>
-          <w:sz w:val="24"/>
-          <w:szCs w:val="24"/>
-        </w:rPr>
-        <w:tab/>
-      </w:r>
-      <w:r>
-        <w:rPr>
-          <w:rFonts w:ascii="Times New Roman" w:hAnsi="Times New Roman" w:cs="Times New Roman"/>
-          <w:sz w:val="24"/>
-          <w:szCs w:val="24"/>
-        </w:rPr>
-        <w:t xml:space="preserve">Dean, J. The tail at scale [Text] / J. Dean, L. A. Barroso // Communications of the ACM. – 2013. – Vol. 56, No. 2. – P. 74–80. https://doi.org/10.1145/2408776.2408794</w:t>
+        <w:t>Красовская, Н. В. Анализ методов балансировки сетевого трафика в высоконагруженных сетях // Вестник Новосибирского государственного университета. Серия</w:t>
+      </w:r>
+      <w:r>
+        <w:rPr>
+          <w:sz w:val="24"/>
+          <w:szCs w:val="24"/>
+          <w:lang w:val="en-US"/>
+        </w:rPr>
+        <w:t xml:space="preserve">: </w:t>
+      </w:r>
+      <w:r>
+        <w:rPr>
+          <w:sz w:val="24"/>
+          <w:szCs w:val="24"/>
+        </w:rPr>
+        <w:t>Информационные</w:t>
+      </w:r>
+      <w:r>
+        <w:rPr>
+          <w:sz w:val="24"/>
+          <w:szCs w:val="24"/>
+          <w:lang w:val="en-US"/>
+        </w:rPr>
+        <w:t xml:space="preserve"> </w:t>
+      </w:r>
+      <w:r>
+        <w:rPr>
+          <w:sz w:val="24"/>
+          <w:szCs w:val="24"/>
+        </w:rPr>
+        <w:t>технологии</w:t>
+      </w:r>
+      <w:r>
+        <w:rPr>
+          <w:sz w:val="24"/>
+          <w:szCs w:val="24"/>
+          <w:lang w:val="en-US"/>
+        </w:rPr>
+        <w:t xml:space="preserve">. – 2025. – </w:t>
+      </w:r>
+      <w:r>
+        <w:rPr>
+          <w:sz w:val="24"/>
+          <w:szCs w:val="24"/>
+        </w:rPr>
+        <w:t>Т</w:t>
+      </w:r>
+      <w:r>
+        <w:rPr>
+          <w:sz w:val="24"/>
+          <w:szCs w:val="24"/>
+          <w:lang w:val="en-US"/>
+        </w:rPr>
+        <w:t xml:space="preserve">. 23, № 3. – </w:t>
+      </w:r>
+      <w:r>
+        <w:rPr>
+          <w:sz w:val="24"/>
+          <w:szCs w:val="24"/>
+        </w:rPr>
+        <w:t>С</w:t>
+      </w:r>
+      <w:r>
+        <w:rPr>
+          <w:sz w:val="24"/>
+          <w:szCs w:val="24"/>
+          <w:lang w:val="en-US"/>
+        </w:rPr>
+        <w:t>. 23–31. https://doi.org/10.25205/1818-7900-2025-23-3-23-31</w:t>
       </w:r>
     </w:p>
     <w:sectPr>

--- a/docs/Тезисы Русский инженер Синявский СД.docx
+++ b/docs/Тезисы Русский инженер Синявский СД.docx
@@ -244,6 +244,7 @@
     <w:p>
       <w:pPr>
         <w:spacing w:before="240" w:line="360" w:lineRule="auto"/>
+        <w:ind w:firstLine="709"/>
         <w:jc w:val="both"/>
       </w:pPr>
       <w:r>
@@ -260,7 +261,7 @@
           <w:sz w:val="24"/>
           <w:szCs w:val="24"/>
         </w:rPr>
-        <w:t>Веб-приложения обрабатывают запросы разного профиля: часть операций вычислительная, часть интенсивно использует ввод-вывод. Синхронные серверы обрабатывают каждый запрос в отдельном потоке [1], асинхронные эффективно ожидают ввод-вывод в едином event loop, но чувствительны к CPU-интенсивным задачам [2]; для аналогичной проблемы в распределённых системах применяют алгоритмы балансировки нагрузки [3, 4]. Гипотеза: адаптивная маршрутизация даёт прирост пропускной способности не менее 25% и снижение задержки в 1,8–2,2 раза относительно одиночного движка при гетерогенном потоке.</w:t>
+        <w:t xml:space="preserve">Веб-приложения обрабатывают запросы разного профиля: часть операций вычислительная, часть сводится к ожиданию ответа внешних систем. Синхронный сервер выделяет на запрос отдельный поток ОС, асинхронный обслуживает все соединения одним циклом событий [1]. Модель выбирается при проектировании и применяется ко всему трафику, хотя трафик неоднороден; промышленные балансировщики распределяют запросы по числу соединений, не учитывая их природу [3, 4].</w:t>
       </w:r>
     </w:p>
     <w:p>
@@ -283,15 +284,7 @@
           <w:sz w:val="24"/>
           <w:szCs w:val="24"/>
         </w:rPr>
-        <w:t xml:space="preserve">Создан прототип: backend Flask/FastAPI, тип работы запроса (I/O-ожидание либо CPU-вычисление) определяется io_intensity; шлюз AdaptiveRouter с нейросетевым классификатором (PyTorch, 3–16–8–1, сигмоида на выходе) — точность 99,7%, задержка решения менее 2 мс. Пилотный эксперимент с идентичной задержкой в обоих бэкендах гипотезу не подтвердил (adaptive медленнее на 5–56%) — без физической причины для выигрыша. Далее генератор на httpx отправлял поток 70% I/O-bound и 30% CPU-bound запросов на adaptive, Flask-only, FastAPI-only при конкурентности 20, 50, </w:t>
-      </w:r>
-      <w:r>
-        <w:rPr>
-          <w:sz w:val="24"/>
-          <w:szCs w:val="24"/>
-        </w:rPr>
-        <w:lastRenderedPageBreak/>
-        <w:t>100. Adaptive обогнал лучший движок по throughput на 39–87% и снизил задержку в 1,8–2,4 раза относительно Flask-only и в 2,7–6,1 раза относительно FastAPI-only.</w:t>
+        <w:t xml:space="preserve">Стенд включает синхронный (Flask) и асинхронный (FastAPI) движки, внешний сервис для операций ввода-вывода и шлюз, решающий по каждому запросу. Нагрузка не эмулируется: хеширование PBKDF2, кодирование JPEG, сортировка, чтение СУБД, обращение по сети. Для каждой пары «запрос — движок» измерены собственное время обработки и наибольшая задержка, причинённая параллельным лёгким обращениям. Собственное время от движка почти не зависит; движки расходятся в блокировке: проверка пароля задерживает соседние запросы в потоковом сервере на 9 мс, а в цикле событий — на 123 мс, поскольку операции на C освобождают глобальную блокировку интерпретатора и в потоках выполняются параллельно [2].</w:t>
       </w:r>
     </w:p>
     <w:p>
@@ -305,7 +298,7 @@
           <w:sz w:val="24"/>
           <w:szCs w:val="24"/>
         </w:rPr>
-        <w:t>Причина — CPU-bound вычисление в async-хендлере FastAPI останавливает event loop и блокирует все остальные запросы [2]; Flask катастрофического отказа не создаёт — каждый запрос выполняется в своём потоке [1].</w:t>
+        <w:t xml:space="preserve">Принадлежность запроса к вычислительному типу не определяется маршрутом: /api/search?limit=10 выполняется 10 мс, а limit=600 — 658 мс. Оценка нагрузки по маршруту ошибается на 80 %, по параметрам запроса — на 3,4 %. Маршрутизация по такой оценке превосходит лучший одиночный движок на 34, 38 и 46 % по пропускной способности при конкурентности 16, 32 и 64; средняя задержка снижается в 1,5–1,7 раза. На однородном потоке выигрыша нет: при обращениях только к вводу-выводу маршрутизация уступает асинхронному движку 43 %. Предварительная серия на эмулированной нагрузке давала 39–87 %: холостой цикл не освобождает блокировку интерпретатора и парализует движок полностью, завышая оценку эффекта вдвое.</w:t>
       </w:r>
     </w:p>
     <w:p>
@@ -328,15 +321,8 @@
           <w:sz w:val="24"/>
           <w:szCs w:val="24"/>
         </w:rPr>
-        <w:t>Экспериментально подтверждено, что адаптивная маршрутизация даёт измеримый прирост эффективности только при гетерогенном потоке запросов — на однородной нагрузке выигрыш невозможен физически. Практическая ценность: маршрутизация оправдана при смешанном профиле нагрузки, где CPU-bound запросы рискуют заблокировать event loop. Направление дальнейшей работы — вынесение принятия решения в пул потоков для устранения хвостовой задержки шлюза.</w:t>
-      </w:r>
-    </w:p>
-    <w:p>
-      <w:pPr>
-        <w:spacing w:before="240" w:line="360" w:lineRule="auto"/>
-        <w:ind w:firstLine="709"/>
-        <w:jc w:val="both"/>
-      </w:pPr>
+        <w:t xml:space="preserve">Адаптивная маршрутизация оправдана при разнородном потоке и бессмысленна при однородном. Решает не сама передача запроса подходящему движку, а точность оценки его нагрузки: веса по маршрутам структурно недостаточны, так как внутри одного маршрута стоимость различается десятками раз.</w:t>
+      </w:r>
     </w:p>
     <w:p>
       <w:pPr>
@@ -349,7 +335,7 @@
           <w:sz w:val="24"/>
           <w:szCs w:val="24"/>
         </w:rPr>
-        <w:t>Список источников</w:t>
+        <w:t xml:space="preserve">Список источников</w:t>
       </w:r>
     </w:p>
     <w:p>
@@ -370,7 +356,7 @@
           <w:szCs w:val="24"/>
         </w:rPr>
         <w:tab/>
-        <w:t>Макаров, И. С. Влияние асинхронных и многопоточных моделей обработки запросов на производительность серверных веб-приложений [Электронный ресурс] / И. С. Макаров, Д. В. Ларин, Е. Г. Воробьева, Д. П. Емелин, Д. А. Карташов // CyberLeninka. – 2025. – Режим доступа: https://cyberleninka.ru/article/n/vliyanie-asinhronnyh-i-mnogopotochnyh-modeley-obrabotki-zaprosov-na-proizvoditelnost-servernyh-veb-prilozheniy/pdf (дата обращения: 17.09.2026).</w:t>
+        <w:t xml:space="preserve">Макаров, И. С. Влияние асинхронных и многопоточных моделей обработки запросов на производительность серверных веб-приложений [Электронный ресурс] / И. С. Макаров, Д. В. Ларин, Е. Г. Воробьева, Д. П. Емелин, Д. А. Карташов // CyberLeninka. – 2025. – Режим доступа: https://cyberleninka.ru/article/n/vliyanie-asinhronnyh-i-mnogopotochnyh-modeley-obrabotki-zaprosov-na-proizvoditelnost-servernyh-veb-prilozheniy/pdf (дата обращения: 17.09.2026).</w:t>
       </w:r>
     </w:p>
     <w:p>
@@ -391,7 +377,7 @@
           <w:szCs w:val="24"/>
         </w:rPr>
         <w:tab/>
-        <w:t>Савостин, П. А. Практическое применение асинхронного программирования на языке Python при помощи пакета asyncio [Электронный ресурс] // CyberLeninka. – 2018. – Режим доступа: https://cyberleninka.ru/article/n/prakticheskoe-primenenie-asinhronnogo-programmirovaniya-na-yazyke-python-pri-pomoschi-paketa-asyncio (дата обращения: 17.09.2026).</w:t>
+        <w:t xml:space="preserve">Савостин, П. А. Практическое применение асинхронного программирования на языке Python при помощи пакета asyncio [Электронный ресурс] // CyberLeninka. – 2023. – Режим доступа: https://cyberleninka.ru/article/n/prakticheskoe-primenenie-asinhronnogo-programmirovaniya-na-yazyke-python-pri-pomoschi-paketa-asyncio (дата обращения: 17.09.2026).</w:t>
       </w:r>
     </w:p>
     <w:p>
@@ -412,16 +398,13 @@
           <w:szCs w:val="24"/>
         </w:rPr>
         <w:tab/>
-        <w:t>Аунг Чжо Мьо. Разработка способа балансировки нагрузки в распределенных системах обработки данных / Аунг Чжо Мьо, Е. М. Портнов, А. С. Волков, М. В. Слюсарь, А. В. Потапов // Вестник Воронежского государственного технического университета. – 2025. – Т. 21, № 1. https://doi.org/10.36622/1729-6501.2025.21.1.010</w:t>
+        <w:t xml:space="preserve">Аунг Чжо Мьо. Разработка способа балансировки нагрузки в распределенных системах обработки данных / Аунг Чжо Мьо, Е. М. Портнов, А. С. Волков, М. В. Слюсарь // Современная наука: актуальные проблемы теории и практики. Серия: Естественные и технические науки. – 2019. – № 5. – С. 44–48.</w:t>
       </w:r>
     </w:p>
     <w:p>
       <w:pPr>
         <w:spacing w:after="120" w:line="360" w:lineRule="auto"/>
         <w:ind w:left="567" w:hanging="567"/>
-        <w:rPr>
-          <w:lang w:val="en-US"/>
-        </w:rPr>
       </w:pPr>
       <w:r>
         <w:rPr>
@@ -436,75 +419,7 @@
           <w:szCs w:val="24"/>
         </w:rPr>
         <w:tab/>
-        <w:t>Красовская, Н. В. Анализ методов балансировки сетевого трафика в высоконагруженных сетях // Вестник Новосибирского государственного университета. Серия</w:t>
-      </w:r>
-      <w:r>
-        <w:rPr>
-          <w:sz w:val="24"/>
-          <w:szCs w:val="24"/>
-          <w:lang w:val="en-US"/>
-        </w:rPr>
-        <w:t xml:space="preserve">: </w:t>
-      </w:r>
-      <w:r>
-        <w:rPr>
-          <w:sz w:val="24"/>
-          <w:szCs w:val="24"/>
-        </w:rPr>
-        <w:t>Информационные</w:t>
-      </w:r>
-      <w:r>
-        <w:rPr>
-          <w:sz w:val="24"/>
-          <w:szCs w:val="24"/>
-          <w:lang w:val="en-US"/>
-        </w:rPr>
-        <w:t xml:space="preserve"> </w:t>
-      </w:r>
-      <w:r>
-        <w:rPr>
-          <w:sz w:val="24"/>
-          <w:szCs w:val="24"/>
-        </w:rPr>
-        <w:t>технологии</w:t>
-      </w:r>
-      <w:r>
-        <w:rPr>
-          <w:sz w:val="24"/>
-          <w:szCs w:val="24"/>
-          <w:lang w:val="en-US"/>
-        </w:rPr>
-        <w:t xml:space="preserve">. – 2025. – </w:t>
-      </w:r>
-      <w:r>
-        <w:rPr>
-          <w:sz w:val="24"/>
-          <w:szCs w:val="24"/>
-        </w:rPr>
-        <w:t>Т</w:t>
-      </w:r>
-      <w:r>
-        <w:rPr>
-          <w:sz w:val="24"/>
-          <w:szCs w:val="24"/>
-          <w:lang w:val="en-US"/>
-        </w:rPr>
-        <w:t xml:space="preserve">. 23, № 3. – </w:t>
-      </w:r>
-      <w:r>
-        <w:rPr>
-          <w:sz w:val="24"/>
-          <w:szCs w:val="24"/>
-        </w:rPr>
-        <w:t>С</w:t>
-      </w:r>
-      <w:r>
-        <w:rPr>
-          <w:sz w:val="24"/>
-          <w:szCs w:val="24"/>
-          <w:lang w:val="en-US"/>
-        </w:rPr>
-        <w:t>. 23–31. https://doi.org/10.25205/1818-7900-2025-23-3-23-31</w:t>
+        <w:t xml:space="preserve">Красовская, Н. В. Анализ методов балансировки сетевого трафика в высоконагруженных сетях // Вестник Новосибирского государственного университета. Серия: Информационные технологии. – 2023. – Т. 21, № 3. – С. 18–29.</w:t>
       </w:r>
     </w:p>
     <w:sectPr>

--- a/docs/Тезисы Русский инженер Синявский СД.docx
+++ b/docs/Тезисы Русский инженер Синявский СД.docx
@@ -216,7 +216,7 @@
           <w:sz w:val="24"/>
           <w:szCs w:val="24"/>
         </w:rPr>
-        <w:t>Рассмотрена задача выбора между синхронным и асинхронным веб-движками при разнородном потоке запросов. Предложена адаптивная маршрутизация на основе обученного классификатора, направляющая каждый запрос на движок, физически подходящий для его типа (I/O-bound или CPU-bound). Показано, что при гетерогенном потоке адаптивная маршрутизация повышает пропускную способность на 39–87% и снижает среднюю задержку в 1,8–2,4 раза относительно лучшего одиночного движка, тогда как на однородной нагрузке выигрыша нет.</w:t>
+        <w:t xml:space="preserve">Рассмотрено распределение HTTP-запросов между синхронным и асинхронным веб-движками при разнородном потоке. Установлено, что тип запроса не определяется его маршрутом: внутри одного маршрута стоимость различается до 65 раз, поэтому весовые настройки балансировщиков структурно недостаточны. Предложена оценка нагрузки по признакам, доступным прокси до обработки запроса; медианная ошибка снижена с 80 до 3,4 %. Маршрутизация по такой оценке повышает пропускную способность на 18–46 % относительно лучшего одиночного движка и снижает долю запросов с ухудшенным откликом с 89 до 7 %, тогда как на однородном потоке приводит к потерям.</w:t>
       </w:r>
     </w:p>
     <w:p>
@@ -238,7 +238,7 @@
           <w:sz w:val="24"/>
           <w:szCs w:val="24"/>
         </w:rPr>
-        <w:t>адаптивная маршрутизация, классификация нагрузки, нейронные сети, синхронные серверы, асинхронные серверы, пропускная способность</w:t>
+        <w:t xml:space="preserve">адаптивная маршрутизация, классификация нагрузки, балансировка нагрузки, асинхронные веб-серверы, блокировка цикла событий, хвостовые задержки</w:t>
       </w:r>
     </w:p>
     <w:p>
@@ -261,7 +261,7 @@
           <w:sz w:val="24"/>
           <w:szCs w:val="24"/>
         </w:rPr>
-        <w:t xml:space="preserve">Веб-приложения обрабатывают запросы разного профиля: часть операций вычислительная, часть сводится к ожиданию ответа внешних систем. Синхронный сервер выделяет на запрос отдельный поток ОС, асинхронный обслуживает все соединения одним циклом событий [1]. Модель выбирается при проектировании и применяется ко всему трафику, хотя трафик неоднороден; промышленные балансировщики распределяют запросы по числу соединений, не учитывая их природу [3, 4].</w:t>
+        <w:t xml:space="preserve">Веб-приложения обрабатывают запросы разного профиля: часть операций вычислительная, часть сводится к ожиданию ответа внешних систем. Синхронный сервер выделяет на запрос поток ОС, асинхронный обслуживает все соединения одним циклом событий [1]. Модель выбирается при проектировании и применяется ко всему трафику. Балансировщики распределяют запросы по числу соединений [3, 4], а их весовые настройки задаются на маршрут.</w:t>
       </w:r>
     </w:p>
     <w:p>
@@ -284,7 +284,7 @@
           <w:sz w:val="24"/>
           <w:szCs w:val="24"/>
         </w:rPr>
-        <w:t xml:space="preserve">Стенд включает синхронный (Flask) и асинхронный (FastAPI) движки, внешний сервис для операций ввода-вывода и шлюз, решающий по каждому запросу. Нагрузка не эмулируется: хеширование PBKDF2, кодирование JPEG, сортировка, чтение СУБД, обращение по сети. Для каждой пары «запрос — движок» измерены собственное время обработки и наибольшая задержка, причинённая параллельным лёгким обращениям. Собственное время от движка почти не зависит; движки расходятся в блокировке: проверка пароля задерживает соседние запросы в потоковом сервере на 9 мс, а в цикле событий — на 123 мс, поскольку операции на C освобождают глобальную блокировку интерпретатора и в потоках выполняются параллельно [2].</w:t>
+        <w:t xml:space="preserve">Стенд: синхронный (Flask) и асинхронный (FastAPI) движки, внешний сервис для операций ввода-вывода и шлюз, решающий по каждому запросу. Нагрузка не эмулируется: хеширование PBKDF2, кодирование JPEG, сортировка, чтение СУБД, обращение по сети. Холостой цикл, которым обычно моделируют вычисление, не освобождает глобальную блокировку интерпретатора и завышает оценку эффекта вдвое. Для каждой пары «запрос — движок» измерены собственное время обработки и наибольшая задержка, причинённая параллельным лёгким обращениям.</w:t>
       </w:r>
     </w:p>
     <w:p>
@@ -298,7 +298,21 @@
           <w:sz w:val="24"/>
           <w:szCs w:val="24"/>
         </w:rPr>
-        <w:t xml:space="preserve">Принадлежность запроса к вычислительному типу не определяется маршрутом: /api/search?limit=10 выполняется 10 мс, а limit=600 — 658 мс. Оценка нагрузки по маршруту ошибается на 80 %, по параметрам запроса — на 3,4 %. Маршрутизация по такой оценке превосходит лучший одиночный движок на 34, 38 и 46 % по пропускной способности при конкурентности 16, 32 и 64; средняя задержка снижается в 1,5–1,7 раза. На однородном потоке выигрыша нет: при обращениях только к вводу-выводу маршрутизация уступает асинхронному движку 43 %. Предварительная серия на эмулированной нагрузке давала 39–87 %: холостой цикл не освобождает блокировку интерпретатора и парализует движок полностью, завышая оценку эффекта вдвое.</w:t>
+        <w:t xml:space="preserve">Собственное время от движка почти не зависит; расходятся движки в блокировке: проверка пароля задерживает соседние запросы в потоковом сервере на 9 мс, а в цикле событий — на 123 мс, поскольку операции на C освобождают глобальную блокировку интерпретатора [2]. Тип запроса при этом не определяется маршрутом: /api/search?limit=10 выполняется 10 мс, а limit=600 — 658 мс. Оценка по маршруту ошибается на 80 %, по параметрам запроса — на 3,4 %, причём показатель зависимости выведен из времён ответа, а не задан.</w:t>
+      </w:r>
+    </w:p>
+    <w:p>
+      <w:pPr>
+        <w:spacing w:line="360" w:lineRule="auto"/>
+        <w:ind w:firstLine="709"/>
+        <w:jc w:val="both"/>
+      </w:pPr>
+      <w:r>
+        <w:rPr>
+          <w:sz w:val="24"/>
+          <w:szCs w:val="24"/>
+        </w:rPr>
+        <w:t xml:space="preserve">Маршрутизация по этой оценке превосходит лучший одиночный движок на 18–46 % при конкурентности от 16 до 128; средняя задержка снижается в 1,3–1,7 раза, доля запросов с ухудшенным откликом падает с 89 до 7 %. На однородном потоке выигрыша нет: при обращениях только к вводу-выводу маршрутизация уступает асинхронному движку 43 %. Решение стоит 1,6 мкс при степенной оценке против 174 мкс при нейронной сети.</w:t>
       </w:r>
     </w:p>
     <w:p>
@@ -321,7 +335,7 @@
           <w:sz w:val="24"/>
           <w:szCs w:val="24"/>
         </w:rPr>
-        <w:t xml:space="preserve">Адаптивная маршрутизация оправдана при разнородном потоке и бессмысленна при однородном. Решает не сама передача запроса подходящему движку, а точность оценки его нагрузки: веса по маршрутам структурно недостаточны, так как внутри одного маршрута стоимость различается десятками раз.</w:t>
+        <w:t xml:space="preserve">Адаптивная маршрутизация оправдана при разнородном потоке и приводит к потерям при однородном. Решает не сама передача запроса подходящему движку, а точность оценки его нагрузки по признакам самого запроса.</w:t>
       </w:r>
     </w:p>
     <w:p>

--- a/docs/Тезисы Русский инженер Синявский СД.docx
+++ b/docs/Тезисы Русский инженер Синявский СД.docx
@@ -216,7 +216,7 @@
           <w:sz w:val="24"/>
           <w:szCs w:val="24"/>
         </w:rPr>
-        <w:t xml:space="preserve">Рассмотрено распределение HTTP-запросов между синхронным и асинхронным веб-движками при разнородном потоке. Установлено, что тип запроса не определяется его маршрутом: внутри одного маршрута стоимость различается до 65 раз, поэтому весовые настройки балансировщиков структурно недостаточны. Предложена оценка нагрузки по признакам, доступным прокси до обработки запроса; медианная ошибка снижена с 80 до 3,4 %. Маршрутизация по такой оценке повышает пропускную способность на 18–46 % относительно лучшего одиночного движка и снижает долю запросов с ухудшенным откликом с 89 до 7 %, тогда как на однородном потоке приводит к потерям.</w:t>
+        <w:t xml:space="preserve">Рассмотрено распределение HTTP-запросов между синхронным и асинхронным веб-движками при разнородном потоке. Установлено, что тип запроса не определяется его маршрутом: внутри одного маршрута стоимость различается до 85 раз, поэтому весовые настройки балансировщиков структурно недостаточны. Предложена оценка нагрузки по признакам, доступным прокси до обработки запроса; медианная ошибка снижена с 80 до 3,4 %. Маршрутизация по такой оценке повышает пропускную способность на 18–46 % относительно лучшего одиночного движка и снижает долю запросов с ухудшенным откликом с 89 до 5–7 %, тогда как на однородном потоке приводит к потерям.</w:t>
       </w:r>
     </w:p>
     <w:p>
@@ -298,7 +298,7 @@
           <w:sz w:val="24"/>
           <w:szCs w:val="24"/>
         </w:rPr>
-        <w:t xml:space="preserve">Собственное время от движка почти не зависит; расходятся движки в блокировке: проверка пароля задерживает соседние запросы в потоковом сервере на 9 мс, а в цикле событий — на 123 мс, поскольку операции на C освобождают глобальную блокировку интерпретатора [2]. Тип запроса при этом не определяется маршрутом: /api/search?limit=10 выполняется 10 мс, а limit=600 — 658 мс. Оценка по маршруту ошибается на 80 %, по параметрам запроса — на 3,4 %, причём показатель зависимости выведен из времён ответа, а не задан.</w:t>
+        <w:t xml:space="preserve">Собственное время от движка почти не зависит; расходятся движки в блокировке: проверка пароля задерживает соседние запросы в потоковом сервере на 9 мс, а в цикле событий — на 125 мс, поскольку операции на C освобождают глобальную блокировку интерпретатора [2]. Тип запроса при этом не определяется маршрутом: /api/search?limit=10 выполняется 10 мс, а limit=600 — 640 мс. Оценка по маршруту ошибается на 80 %, по параметрам запроса — на 3,4 %, причём показатель зависимости выведен из времён ответа, а не задан.</w:t>
       </w:r>
     </w:p>
     <w:p>
@@ -312,7 +312,7 @@
           <w:sz w:val="24"/>
           <w:szCs w:val="24"/>
         </w:rPr>
-        <w:t xml:space="preserve">Маршрутизация по этой оценке превосходит лучший одиночный движок на 18–46 % при конкурентности от 16 до 128; средняя задержка снижается в 1,3–1,7 раза, доля запросов с ухудшенным откликом падает с 89 до 7 %. На однородном потоке выигрыша нет: при обращениях только к вводу-выводу маршрутизация уступает асинхронному движку 43 %. Решение стоит 1,6 мкс при степенной оценке против 174 мкс при нейронной сети.</w:t>
+        <w:t xml:space="preserve">Маршрутизация по этой оценке превосходит лучший одиночный движок на 18–46 % при конкурентности от 16 до 128; средняя задержка снижается в 1,3–1,7 раза, доля запросов с ухудшенным откликом падает с 89 до 5–7 %. На однородном потоке выигрыша нет: при обращениях только к вводу-выводу маршрутизация уступает асинхронному движку 43 %. Решение стоит 1,6 мкс при степенной оценке против 166 мкс при нейронной сети.</w:t>
       </w:r>
     </w:p>
     <w:p>
